--- a/3 День.docx
+++ b/3 День.docx
@@ -8,7 +8,6 @@
           <w:rFonts w:ascii="Times New Roman" w:hAnsi="Times New Roman" w:cs="Times New Roman"/>
           <w:sz w:val="28"/>
           <w:szCs w:val="28"/>
-          <w:lang w:val="en-US"/>
         </w:rPr>
       </w:pPr>
       <w:r>
@@ -1065,6 +1064,7 @@
       <w:r>
         <w:rPr>
           <w:rFonts w:ascii="Times New Roman" w:hAnsi="Times New Roman" w:cs="Times New Roman"/>
+          <w:noProof/>
           <w:sz w:val="28"/>
           <w:szCs w:val="28"/>
         </w:rPr>
@@ -1132,6 +1132,7 @@
       <w:r>
         <w:rPr>
           <w:rFonts w:ascii="Times New Roman" w:hAnsi="Times New Roman" w:cs="Times New Roman"/>
+          <w:noProof/>
           <w:sz w:val="28"/>
           <w:szCs w:val="28"/>
           <w:lang w:val="en-US"/>
@@ -1200,6 +1201,7 @@
       <w:r>
         <w:rPr>
           <w:rFonts w:ascii="Times New Roman" w:hAnsi="Times New Roman" w:cs="Times New Roman"/>
+          <w:noProof/>
           <w:sz w:val="28"/>
           <w:szCs w:val="28"/>
         </w:rPr>
@@ -1270,6 +1272,7 @@
       <w:r>
         <w:rPr>
           <w:rFonts w:ascii="Times New Roman" w:hAnsi="Times New Roman" w:cs="Times New Roman"/>
+          <w:noProof/>
           <w:sz w:val="28"/>
           <w:szCs w:val="28"/>
         </w:rPr>
@@ -1332,6 +1335,7 @@
       <w:r>
         <w:rPr>
           <w:rFonts w:ascii="Times New Roman" w:hAnsi="Times New Roman" w:cs="Times New Roman"/>
+          <w:noProof/>
           <w:sz w:val="28"/>
           <w:szCs w:val="28"/>
           <w:lang w:val="en-US"/>
@@ -1409,6 +1413,7 @@
       <w:r>
         <w:rPr>
           <w:rFonts w:ascii="Times New Roman" w:hAnsi="Times New Roman" w:cs="Times New Roman"/>
+          <w:noProof/>
           <w:sz w:val="28"/>
           <w:szCs w:val="28"/>
         </w:rPr>
@@ -1483,10 +1488,10 @@
           <w:szCs w:val="28"/>
         </w:rPr>
         <w:drawing>
-          <wp:inline distT="0" distB="0" distL="0" distR="0" wp14:anchorId="4D1437E6" wp14:editId="05586422">
-            <wp:extent cx="5940425" cy="1722755"/>
+          <wp:inline distT="0" distB="0" distL="0" distR="0" wp14:anchorId="0B942798" wp14:editId="7386C5D4">
+            <wp:extent cx="5940425" cy="1221105"/>
             <wp:effectExtent l="0" t="0" r="3175" b="0"/>
-            <wp:docPr id="121300144" name="Рисунок 1"/>
+            <wp:docPr id="1189598304" name="Рисунок 1"/>
             <wp:cNvGraphicFramePr>
               <a:graphicFrameLocks xmlns:a="http://schemas.openxmlformats.org/drawingml/2006/main" noChangeAspect="1"/>
             </wp:cNvGraphicFramePr>
@@ -1494,7 +1499,7 @@
               <a:graphicData uri="http://schemas.openxmlformats.org/drawingml/2006/picture">
                 <pic:pic xmlns:pic="http://schemas.openxmlformats.org/drawingml/2006/picture">
                   <pic:nvPicPr>
-                    <pic:cNvPr id="121300144" name=""/>
+                    <pic:cNvPr id="1189598304" name=""/>
                     <pic:cNvPicPr/>
                   </pic:nvPicPr>
                   <pic:blipFill>
@@ -1506,7 +1511,7 @@
                   <pic:spPr>
                     <a:xfrm>
                       <a:off x="0" y="0"/>
-                      <a:ext cx="5940425" cy="1722755"/>
+                      <a:ext cx="5940425" cy="1221105"/>
                     </a:xfrm>
                     <a:prstGeom prst="rect">
                       <a:avLst/>
@@ -1533,7 +1538,15 @@
           <w:sz w:val="28"/>
           <w:szCs w:val="28"/>
         </w:rPr>
-        <w:t xml:space="preserve">Рисунок 7 – Список </w:t>
+        <w:t xml:space="preserve">Рисунок 7 – </w:t>
+      </w:r>
+      <w:r>
+        <w:rPr>
+          <w:rFonts w:ascii="Times New Roman" w:hAnsi="Times New Roman" w:cs="Times New Roman"/>
+          <w:sz w:val="28"/>
+          <w:szCs w:val="28"/>
+        </w:rPr>
+        <w:t xml:space="preserve">Создана новая </w:t>
       </w:r>
       <w:proofErr w:type="spellStart"/>
       <w:r>
@@ -1542,9 +1555,17 @@
           <w:sz w:val="28"/>
           <w:szCs w:val="28"/>
         </w:rPr>
-        <w:t>техкарт</w:t>
+        <w:t>техкарта</w:t>
       </w:r>
       <w:proofErr w:type="spellEnd"/>
+      <w:r>
+        <w:rPr>
+          <w:rFonts w:ascii="Times New Roman" w:hAnsi="Times New Roman" w:cs="Times New Roman"/>
+          <w:sz w:val="28"/>
+          <w:szCs w:val="28"/>
+        </w:rPr>
+        <w:t xml:space="preserve"> </w:t>
+      </w:r>
     </w:p>
     <w:p>
       <w:pPr>
@@ -1570,10 +1591,10 @@
           <w:szCs w:val="28"/>
         </w:rPr>
         <w:drawing>
-          <wp:inline distT="0" distB="0" distL="0" distR="0" wp14:anchorId="6260C4AE" wp14:editId="1E022CD0">
-            <wp:extent cx="5940425" cy="1318260"/>
-            <wp:effectExtent l="0" t="0" r="3175" b="0"/>
-            <wp:docPr id="1453987974" name="Рисунок 1"/>
+          <wp:inline distT="0" distB="0" distL="0" distR="0" wp14:anchorId="33951E33" wp14:editId="7AB448CA">
+            <wp:extent cx="5820587" cy="1286054"/>
+            <wp:effectExtent l="0" t="0" r="8890" b="9525"/>
+            <wp:docPr id="1399257548" name="Рисунок 1"/>
             <wp:cNvGraphicFramePr>
               <a:graphicFrameLocks xmlns:a="http://schemas.openxmlformats.org/drawingml/2006/main" noChangeAspect="1"/>
             </wp:cNvGraphicFramePr>
@@ -1581,7 +1602,7 @@
               <a:graphicData uri="http://schemas.openxmlformats.org/drawingml/2006/picture">
                 <pic:pic xmlns:pic="http://schemas.openxmlformats.org/drawingml/2006/picture">
                   <pic:nvPicPr>
-                    <pic:cNvPr id="1453987974" name=""/>
+                    <pic:cNvPr id="1399257548" name=""/>
                     <pic:cNvPicPr/>
                   </pic:nvPicPr>
                   <pic:blipFill>
@@ -1593,7 +1614,7 @@
                   <pic:spPr>
                     <a:xfrm>
                       <a:off x="0" y="0"/>
-                      <a:ext cx="5940425" cy="1318260"/>
+                      <a:ext cx="5820587" cy="1286054"/>
                     </a:xfrm>
                     <a:prstGeom prst="rect">
                       <a:avLst/>
@@ -1612,24 +1633,49 @@
           <w:szCs w:val="28"/>
         </w:rPr>
         <w:br/>
-        <w:t>Рисунок 8 – Список заказов</w:t>
-      </w:r>
-    </w:p>
-    <w:p>
-      <w:pPr>
-        <w:rPr>
-          <w:rFonts w:ascii="Times New Roman" w:hAnsi="Times New Roman" w:cs="Times New Roman"/>
-          <w:sz w:val="28"/>
-          <w:szCs w:val="28"/>
-        </w:rPr>
-      </w:pPr>
-    </w:p>
-    <w:p>
-      <w:pPr>
-        <w:rPr>
-          <w:rFonts w:ascii="Times New Roman" w:hAnsi="Times New Roman" w:cs="Times New Roman"/>
-          <w:sz w:val="28"/>
-          <w:szCs w:val="28"/>
+        <w:t xml:space="preserve">Рисунок 8 – </w:t>
+      </w:r>
+      <w:r>
+        <w:rPr>
+          <w:rFonts w:ascii="Times New Roman" w:hAnsi="Times New Roman" w:cs="Times New Roman"/>
+          <w:sz w:val="28"/>
+          <w:szCs w:val="28"/>
+        </w:rPr>
+        <w:t>Созданы новые</w:t>
+      </w:r>
+      <w:r>
+        <w:rPr>
+          <w:rFonts w:ascii="Times New Roman" w:hAnsi="Times New Roman" w:cs="Times New Roman"/>
+          <w:sz w:val="28"/>
+          <w:szCs w:val="28"/>
+        </w:rPr>
+        <w:t xml:space="preserve"> заказ</w:t>
+      </w:r>
+      <w:r>
+        <w:rPr>
+          <w:rFonts w:ascii="Times New Roman" w:hAnsi="Times New Roman" w:cs="Times New Roman"/>
+          <w:sz w:val="28"/>
+          <w:szCs w:val="28"/>
+        </w:rPr>
+        <w:t>ы</w:t>
+      </w:r>
+    </w:p>
+    <w:p>
+      <w:pPr>
+        <w:rPr>
+          <w:rFonts w:ascii="Times New Roman" w:hAnsi="Times New Roman" w:cs="Times New Roman"/>
+          <w:sz w:val="28"/>
+          <w:szCs w:val="28"/>
+        </w:rPr>
+      </w:pPr>
+    </w:p>
+    <w:p>
+      <w:pPr>
+        <w:rPr>
+          <w:rFonts w:ascii="Times New Roman" w:hAnsi="Times New Roman" w:cs="Times New Roman"/>
+          <w:sz w:val="28"/>
+          <w:szCs w:val="28"/>
+          <w:lang w:val="en-US"/>
         </w:rPr>
       </w:pPr>
       <w:r>
@@ -1639,10 +1685,10 @@
           <w:szCs w:val="28"/>
         </w:rPr>
         <w:drawing>
-          <wp:inline distT="0" distB="0" distL="0" distR="0" wp14:anchorId="50AC3ED2" wp14:editId="1D15F92E">
-            <wp:extent cx="5940425" cy="1517015"/>
-            <wp:effectExtent l="0" t="0" r="3175" b="6985"/>
-            <wp:docPr id="908326335" name="Рисунок 1"/>
+          <wp:inline distT="0" distB="0" distL="0" distR="0" wp14:anchorId="272BE204" wp14:editId="674BCD35">
+            <wp:extent cx="5940425" cy="1461135"/>
+            <wp:effectExtent l="0" t="0" r="3175" b="5715"/>
+            <wp:docPr id="2031592827" name="Рисунок 1"/>
             <wp:cNvGraphicFramePr>
               <a:graphicFrameLocks xmlns:a="http://schemas.openxmlformats.org/drawingml/2006/main" noChangeAspect="1"/>
             </wp:cNvGraphicFramePr>
@@ -1650,7 +1696,7 @@
               <a:graphicData uri="http://schemas.openxmlformats.org/drawingml/2006/picture">
                 <pic:pic xmlns:pic="http://schemas.openxmlformats.org/drawingml/2006/picture">
                   <pic:nvPicPr>
-                    <pic:cNvPr id="908326335" name=""/>
+                    <pic:cNvPr id="2031592827" name=""/>
                     <pic:cNvPicPr/>
                   </pic:nvPicPr>
                   <pic:blipFill>
@@ -1662,7 +1708,7 @@
                   <pic:spPr>
                     <a:xfrm>
                       <a:off x="0" y="0"/>
-                      <a:ext cx="5940425" cy="1517015"/>
+                      <a:ext cx="5940425" cy="1461135"/>
                     </a:xfrm>
                     <a:prstGeom prst="rect">
                       <a:avLst/>
@@ -1681,20 +1727,45 @@
           <w:szCs w:val="28"/>
         </w:rPr>
         <w:br/>
-        <w:t>Рисунок 9 – Список партии</w:t>
-      </w:r>
-    </w:p>
-    <w:p>
-      <w:pPr>
-        <w:rPr>
-          <w:rFonts w:ascii="Times New Roman" w:hAnsi="Times New Roman" w:cs="Times New Roman"/>
-          <w:sz w:val="28"/>
-          <w:szCs w:val="28"/>
-        </w:rPr>
-      </w:pPr>
-      <w:r>
-        <w:rPr>
-          <w:rFonts w:ascii="Times New Roman" w:hAnsi="Times New Roman" w:cs="Times New Roman"/>
+        <w:t>Рисунок 9 – С</w:t>
+      </w:r>
+      <w:r>
+        <w:rPr>
+          <w:rFonts w:ascii="Times New Roman" w:hAnsi="Times New Roman" w:cs="Times New Roman"/>
+          <w:sz w:val="28"/>
+          <w:szCs w:val="28"/>
+        </w:rPr>
+        <w:t xml:space="preserve">оздана новая </w:t>
+      </w:r>
+      <w:r>
+        <w:rPr>
+          <w:rFonts w:ascii="Times New Roman" w:hAnsi="Times New Roman" w:cs="Times New Roman"/>
+          <w:sz w:val="28"/>
+          <w:szCs w:val="28"/>
+        </w:rPr>
+        <w:t>парти</w:t>
+      </w:r>
+      <w:r>
+        <w:rPr>
+          <w:rFonts w:ascii="Times New Roman" w:hAnsi="Times New Roman" w:cs="Times New Roman"/>
+          <w:sz w:val="28"/>
+          <w:szCs w:val="28"/>
+        </w:rPr>
+        <w:t>я</w:t>
+      </w:r>
+    </w:p>
+    <w:p>
+      <w:pPr>
+        <w:rPr>
+          <w:rFonts w:ascii="Times New Roman" w:hAnsi="Times New Roman" w:cs="Times New Roman"/>
+          <w:sz w:val="28"/>
+          <w:szCs w:val="28"/>
+        </w:rPr>
+      </w:pPr>
+      <w:r>
+        <w:rPr>
+          <w:rFonts w:ascii="Times New Roman" w:hAnsi="Times New Roman" w:cs="Times New Roman"/>
+          <w:noProof/>
           <w:sz w:val="28"/>
           <w:szCs w:val="28"/>
         </w:rPr>
@@ -1751,11 +1822,13 @@
           <w:rFonts w:ascii="Times New Roman" w:hAnsi="Times New Roman" w:cs="Times New Roman"/>
           <w:sz w:val="28"/>
           <w:szCs w:val="28"/>
-        </w:rPr>
-      </w:pPr>
-      <w:r>
-        <w:rPr>
-          <w:rFonts w:ascii="Times New Roman" w:hAnsi="Times New Roman" w:cs="Times New Roman"/>
+          <w:lang w:val="en-US"/>
+        </w:rPr>
+      </w:pPr>
+      <w:r>
+        <w:rPr>
+          <w:rFonts w:ascii="Times New Roman" w:hAnsi="Times New Roman" w:cs="Times New Roman"/>
+          <w:noProof/>
           <w:sz w:val="28"/>
           <w:szCs w:val="28"/>
         </w:rPr>
@@ -1805,6 +1878,154 @@
         <w:t>Рисунок 11 – Список формирования отчёта</w:t>
       </w:r>
     </w:p>
+    <w:p>
+      <w:pPr>
+        <w:rPr>
+          <w:rFonts w:ascii="Times New Roman" w:hAnsi="Times New Roman" w:cs="Times New Roman"/>
+          <w:sz w:val="28"/>
+          <w:szCs w:val="28"/>
+          <w:lang w:val="en-US"/>
+        </w:rPr>
+      </w:pPr>
+    </w:p>
+    <w:p>
+      <w:pPr>
+        <w:jc w:val="center"/>
+        <w:rPr>
+          <w:rFonts w:ascii="Times New Roman" w:hAnsi="Times New Roman" w:cs="Times New Roman"/>
+          <w:sz w:val="28"/>
+          <w:szCs w:val="28"/>
+          <w:lang w:val="en-US"/>
+        </w:rPr>
+      </w:pPr>
+      <w:r>
+        <w:rPr>
+          <w:rFonts w:ascii="Times New Roman" w:hAnsi="Times New Roman" w:cs="Times New Roman"/>
+          <w:sz w:val="28"/>
+          <w:szCs w:val="28"/>
+          <w:lang w:val="en-US"/>
+        </w:rPr>
+        <w:drawing>
+          <wp:inline distT="0" distB="0" distL="0" distR="0" wp14:anchorId="10B5ACA0" wp14:editId="33666847">
+            <wp:extent cx="3533775" cy="4200354"/>
+            <wp:effectExtent l="0" t="0" r="0" b="0"/>
+            <wp:docPr id="669878235" name="Рисунок 1"/>
+            <wp:cNvGraphicFramePr>
+              <a:graphicFrameLocks xmlns:a="http://schemas.openxmlformats.org/drawingml/2006/main" noChangeAspect="1"/>
+            </wp:cNvGraphicFramePr>
+            <a:graphic xmlns:a="http://schemas.openxmlformats.org/drawingml/2006/main">
+              <a:graphicData uri="http://schemas.openxmlformats.org/drawingml/2006/picture">
+                <pic:pic xmlns:pic="http://schemas.openxmlformats.org/drawingml/2006/picture">
+                  <pic:nvPicPr>
+                    <pic:cNvPr id="669878235" name=""/>
+                    <pic:cNvPicPr/>
+                  </pic:nvPicPr>
+                  <pic:blipFill>
+                    <a:blip r:embed="rId16"/>
+                    <a:stretch>
+                      <a:fillRect/>
+                    </a:stretch>
+                  </pic:blipFill>
+                  <pic:spPr>
+                    <a:xfrm>
+                      <a:off x="0" y="0"/>
+                      <a:ext cx="3540619" cy="4208489"/>
+                    </a:xfrm>
+                    <a:prstGeom prst="rect">
+                      <a:avLst/>
+                    </a:prstGeom>
+                  </pic:spPr>
+                </pic:pic>
+              </a:graphicData>
+            </a:graphic>
+          </wp:inline>
+        </w:drawing>
+      </w:r>
+    </w:p>
+    <w:p>
+      <w:pPr>
+        <w:jc w:val="center"/>
+        <w:rPr>
+          <w:rFonts w:ascii="Times New Roman" w:hAnsi="Times New Roman" w:cs="Times New Roman"/>
+          <w:sz w:val="28"/>
+          <w:szCs w:val="28"/>
+        </w:rPr>
+      </w:pPr>
+      <w:r>
+        <w:rPr>
+          <w:rFonts w:ascii="Times New Roman" w:hAnsi="Times New Roman" w:cs="Times New Roman"/>
+          <w:sz w:val="28"/>
+          <w:szCs w:val="28"/>
+        </w:rPr>
+        <w:t>Рисунок 12 – Капча со случайными буквами и цифрами</w:t>
+      </w:r>
+    </w:p>
+    <w:p>
+      <w:pPr>
+        <w:pStyle w:val="a7"/>
+        <w:numPr>
+          <w:ilvl w:val="0"/>
+          <w:numId w:val="3"/>
+        </w:numPr>
+        <w:rPr>
+          <w:rFonts w:ascii="Times New Roman" w:hAnsi="Times New Roman" w:cs="Times New Roman"/>
+          <w:sz w:val="28"/>
+          <w:szCs w:val="28"/>
+        </w:rPr>
+      </w:pPr>
+      <w:r>
+        <w:rPr>
+          <w:rFonts w:ascii="Times New Roman" w:hAnsi="Times New Roman" w:cs="Times New Roman"/>
+          <w:sz w:val="28"/>
+          <w:szCs w:val="28"/>
+        </w:rPr>
+        <w:t>При неверном вводе капчи, поле очищается и генерируется новая капча</w:t>
+      </w:r>
+    </w:p>
+    <w:p>
+      <w:pPr>
+        <w:pStyle w:val="a7"/>
+        <w:numPr>
+          <w:ilvl w:val="0"/>
+          <w:numId w:val="3"/>
+        </w:numPr>
+        <w:rPr>
+          <w:rFonts w:ascii="Times New Roman" w:hAnsi="Times New Roman" w:cs="Times New Roman"/>
+          <w:sz w:val="28"/>
+          <w:szCs w:val="28"/>
+        </w:rPr>
+      </w:pPr>
+      <w:r>
+        <w:rPr>
+          <w:rFonts w:ascii="Times New Roman" w:hAnsi="Times New Roman" w:cs="Times New Roman"/>
+          <w:sz w:val="28"/>
+          <w:szCs w:val="28"/>
+        </w:rPr>
+        <w:t>При нажатии на закруглённую стрелку, генерируется новая капча</w:t>
+      </w:r>
+    </w:p>
+    <w:p>
+      <w:pPr>
+        <w:pStyle w:val="a7"/>
+        <w:numPr>
+          <w:ilvl w:val="0"/>
+          <w:numId w:val="3"/>
+        </w:numPr>
+        <w:rPr>
+          <w:rFonts w:ascii="Times New Roman" w:hAnsi="Times New Roman" w:cs="Times New Roman"/>
+          <w:sz w:val="28"/>
+          <w:szCs w:val="28"/>
+        </w:rPr>
+      </w:pPr>
+      <w:r>
+        <w:rPr>
+          <w:rFonts w:ascii="Times New Roman" w:hAnsi="Times New Roman" w:cs="Times New Roman"/>
+          <w:sz w:val="28"/>
+          <w:szCs w:val="28"/>
+        </w:rPr>
+        <w:t>При верном вводе капчи заходит в систему</w:t>
+      </w:r>
+    </w:p>
     <w:sectPr>
       <w:pgSz w:w="11906" w:h="16838"/>
       <w:pgMar w:top="1134" w:right="850" w:bottom="1134" w:left="1701" w:header="708" w:footer="708" w:gutter="0"/>
@@ -1818,6 +2039,95 @@
 <file path=word/numbering.xml><?xml version="1.0" encoding="utf-8"?>
 <w:numbering xmlns:wpc="http://schemas.microsoft.com/office/word/2010/wordprocessingCanvas" xmlns:cx="http://schemas.microsoft.com/office/drawing/2014/chartex" xmlns:cx1="http://schemas.microsoft.com/office/drawing/2015/9/8/chartex" xmlns:cx2="http://schemas.microsoft.com/office/drawing/2015/10/21/chartex" xmlns:cx3="http://schemas.microsoft.com/office/drawing/2016/5/9/chartex" xmlns:cx4="http://schemas.microsoft.com/office/drawing/2016/5/10/chartex" xmlns:cx5="http://schemas.microsoft.com/office/drawing/2016/5/11/chartex" xmlns:cx6="http://schemas.microsoft.com/office/drawing/2016/5/12/chartex" xmlns:cx7="http://schemas.microsoft.com/office/drawing/2016/5/13/chartex" xmlns:cx8="http://schemas.microsoft.com/office/drawing/2016/5/14/chartex" xmlns:mc="http://schemas.openxmlformats.org/markup-compatibility/2006" xmlns:aink="http://schemas.microsoft.com/office/drawing/2016/ink" xmlns:am3d="http://schemas.microsoft.com/office/drawing/2017/model3d" xmlns:o="urn:schemas-microsoft-com:office:office" xmlns:oel="http://schemas.microsoft.com/office/2019/extlst" xmlns:r="http://schemas.openxmlformats.org/officeDocument/2006/relationships" xmlns:m="http://schemas.openxmlformats.org/officeDocument/2006/math" xmlns:v="urn:schemas-microsoft-com:vml" xmlns:wp14="http://schemas.microsoft.com/office/word/2010/wordprocessingDrawing" xmlns:wp="http://schemas.openxmlformats.org/drawingml/2006/wordprocessingDrawing" xmlns:w10="urn:schemas-microsoft-com:office:word" xmlns:w="http://schemas.openxmlformats.org/wordprocessingml/2006/main" xmlns:w14="http://schemas.microsoft.com/office/word/2010/wordml" xmlns:w15="http://schemas.microsoft.com/office/word/2012/wordml" xmlns:w16cex="http://schemas.microsoft.com/office/word/2018/wordml/cex" xmlns:w16cid="http://schemas.microsoft.com/office/word/2016/wordml/cid" xmlns:w16="http://schemas.microsoft.com/office/word/2018/wordml" xmlns:w16du="http://schemas.microsoft.com/office/word/2023/wordml/word16du" xmlns:w16sdtdh="http://schemas.microsoft.com/office/word/2020/wordml/sdtdatahash" xmlns:w16sdtfl="http://schemas.microsoft.com/office/word/2024/wordml/sdtformatlock" xmlns:w16se="http://schemas.microsoft.com/office/word/2015/wordml/symex" xmlns:wpg="http://schemas.microsoft.com/office/word/2010/wordprocessingGroup" xmlns:wpi="http://schemas.microsoft.com/office/word/2010/wordprocessingInk" xmlns:wne="http://schemas.microsoft.com/office/word/2006/wordml" xmlns:wps="http://schemas.microsoft.com/office/word/2010/wordprocessingShape" mc:Ignorable="w14 w15 w16se w16cid w16 w16cex w16sdtdh w16sdtfl w16du wp14">
   <w:abstractNum w:abstractNumId="0" w15:restartNumberingAfterBreak="0">
+    <w:nsid w:val="224F7A25"/>
+    <w:multiLevelType w:val="hybridMultilevel"/>
+    <w:tmpl w:val="97F87288"/>
+    <w:lvl w:ilvl="0" w:tplc="0419000F">
+      <w:start w:val="1"/>
+      <w:numFmt w:val="decimal"/>
+      <w:lvlText w:val="%1."/>
+      <w:lvlJc w:val="left"/>
+      <w:pPr>
+        <w:ind w:left="720" w:hanging="360"/>
+      </w:pPr>
+      <w:rPr>
+        <w:rFonts w:hint="default"/>
+      </w:rPr>
+    </w:lvl>
+    <w:lvl w:ilvl="1" w:tplc="04190019" w:tentative="1">
+      <w:start w:val="1"/>
+      <w:numFmt w:val="lowerLetter"/>
+      <w:lvlText w:val="%2."/>
+      <w:lvlJc w:val="left"/>
+      <w:pPr>
+        <w:ind w:left="1440" w:hanging="360"/>
+      </w:pPr>
+    </w:lvl>
+    <w:lvl w:ilvl="2" w:tplc="0419001B" w:tentative="1">
+      <w:start w:val="1"/>
+      <w:numFmt w:val="lowerRoman"/>
+      <w:lvlText w:val="%3."/>
+      <w:lvlJc w:val="right"/>
+      <w:pPr>
+        <w:ind w:left="2160" w:hanging="180"/>
+      </w:pPr>
+    </w:lvl>
+    <w:lvl w:ilvl="3" w:tplc="0419000F" w:tentative="1">
+      <w:start w:val="1"/>
+      <w:numFmt w:val="decimal"/>
+      <w:lvlText w:val="%4."/>
+      <w:lvlJc w:val="left"/>
+      <w:pPr>
+        <w:ind w:left="2880" w:hanging="360"/>
+      </w:pPr>
+    </w:lvl>
+    <w:lvl w:ilvl="4" w:tplc="04190019" w:tentative="1">
+      <w:start w:val="1"/>
+      <w:numFmt w:val="lowerLetter"/>
+      <w:lvlText w:val="%5."/>
+      <w:lvlJc w:val="left"/>
+      <w:pPr>
+        <w:ind w:left="3600" w:hanging="360"/>
+      </w:pPr>
+    </w:lvl>
+    <w:lvl w:ilvl="5" w:tplc="0419001B" w:tentative="1">
+      <w:start w:val="1"/>
+      <w:numFmt w:val="lowerRoman"/>
+      <w:lvlText w:val="%6."/>
+      <w:lvlJc w:val="right"/>
+      <w:pPr>
+        <w:ind w:left="4320" w:hanging="180"/>
+      </w:pPr>
+    </w:lvl>
+    <w:lvl w:ilvl="6" w:tplc="0419000F" w:tentative="1">
+      <w:start w:val="1"/>
+      <w:numFmt w:val="decimal"/>
+      <w:lvlText w:val="%7."/>
+      <w:lvlJc w:val="left"/>
+      <w:pPr>
+        <w:ind w:left="5040" w:hanging="360"/>
+      </w:pPr>
+    </w:lvl>
+    <w:lvl w:ilvl="7" w:tplc="04190019" w:tentative="1">
+      <w:start w:val="1"/>
+      <w:numFmt w:val="lowerLetter"/>
+      <w:lvlText w:val="%8."/>
+      <w:lvlJc w:val="left"/>
+      <w:pPr>
+        <w:ind w:left="5760" w:hanging="360"/>
+      </w:pPr>
+    </w:lvl>
+    <w:lvl w:ilvl="8" w:tplc="0419001B" w:tentative="1">
+      <w:start w:val="1"/>
+      <w:numFmt w:val="lowerRoman"/>
+      <w:lvlText w:val="%9."/>
+      <w:lvlJc w:val="right"/>
+      <w:pPr>
+        <w:ind w:left="6480" w:hanging="180"/>
+      </w:pPr>
+    </w:lvl>
+  </w:abstractNum>
+  <w:abstractNum w:abstractNumId="1" w15:restartNumberingAfterBreak="0">
     <w:nsid w:val="2AD02B35"/>
     <w:multiLevelType w:val="multilevel"/>
     <w:tmpl w:val="930E09B2"/>
@@ -1966,7 +2276,7 @@
       </w:rPr>
     </w:lvl>
   </w:abstractNum>
-  <w:abstractNum w:abstractNumId="1" w15:restartNumberingAfterBreak="0">
+  <w:abstractNum w:abstractNumId="2" w15:restartNumberingAfterBreak="0">
     <w:nsid w:val="7B4B4DB9"/>
     <w:multiLevelType w:val="multilevel"/>
     <w:tmpl w:val="0718693E"/>
@@ -2116,10 +2426,13 @@
     </w:lvl>
   </w:abstractNum>
   <w:num w:numId="1" w16cid:durableId="709107380">
-    <w:abstractNumId w:val="0"/>
+    <w:abstractNumId w:val="1"/>
   </w:num>
   <w:num w:numId="2" w16cid:durableId="1957592173">
-    <w:abstractNumId w:val="1"/>
+    <w:abstractNumId w:val="2"/>
+  </w:num>
+  <w:num w:numId="3" w16cid:durableId="776405937">
+    <w:abstractNumId w:val="0"/>
   </w:num>
 </w:numbering>
 </file>
@@ -2727,6 +3040,7 @@
   <w:style w:type="character" w:default="1" w:styleId="a0">
     <w:name w:val="Default Paragraph Font"/>
     <w:uiPriority w:val="1"/>
+    <w:semiHidden/>
     <w:unhideWhenUsed/>
   </w:style>
   <w:style w:type="table" w:default="1" w:styleId="a1">
